--- a/probate_templates/doc06_jadual_aset.docx
+++ b/probate_templates/doc06_jadual_aset.docx
@@ -660,7 +660,7 @@
               <w:rPr>
                 <w:rFonts w:ascii="Arial" w:hAnsi="Arial" w:cs="Arial"/>
               </w:rPr>
-              <w:t>1/1 bahagian dalam hartanah yang dikenali sebagai {{PROPERTY1_TITLE}}, {{PROPERTY1_LOT}}, {{PROPERTY1_MUKIM}}, Daerah Johor Bahru, Negeri Johor yang mempunyai alamat mengepos di {{PROPERTY1_ADDRESS}}.</w:t>
+              <w:t>1/1 bahagian dalam hartanah yang dikenali sebagai {{PROPERTY1_TITLE}}, {{PROPERTY1_LOT}}, {{PROPERTY1_MUKIM}} yang mempunyai alamat mengepos di {{PROPERTY1_ADDRESS}}.</w:t>
             </w:r>
             <w:r>
               <w:rPr>
@@ -807,7 +807,6 @@
               <w:rPr>
                 <w:rFonts w:ascii="Arial" w:hAnsi="Arial" w:cs="Arial"/>
               </w:rPr>
-              <w:t>1/1 bahagian dalam hartanah yang dikenali sebagai Hakmilik Strata {{PROPERTY2_TITLE}}/M3/14/1154, {{PROPERTY2_LOT}},                 No. Bangunan M3, No. Tingkat 14, No. Petak 1154, Mukim {{PROPERTY2_MUKIM}}, Daerah Johor Bahru, Negeri Johor bersama Petak Aksesori:A1658 yang mempunyai alamt mengepos {{DECEASED_ADDRESS}}.</w:t>
             </w:r>
             <w:r>
               <w:rPr>
@@ -1306,7 +1305,7 @@
               <w:rPr>
                 <w:rFonts w:ascii="Arial" w:hAnsi="Arial" w:cs="Arial"/>
               </w:rPr>
-              <w:t>Akaun Simpanan Public Bank No: {{BANK1_ACCNO}}</w:t>
+              <w:t>Akaun Simpanan {{BANK1_NAME}} No: {{BANK1_ACCNO}}</w:t>
             </w:r>
             <w:r>
               <w:rPr>
@@ -1397,7 +1396,7 @@
               <w:rPr>
                 <w:rFonts w:ascii="Arial" w:hAnsi="Arial" w:cs="Arial"/>
               </w:rPr>
-              <w:t>Akaun Simpanan Tetap Public Bank No:: {{BANK2_ACCNO}}</w:t>
+              <w:t>Akaun Simpanan Tetap {{BANK2_NAME}} No: {{BANK2_ACCNO}}</w:t>
             </w:r>
           </w:p>
           <w:p>
@@ -1474,7 +1473,7 @@
               <w:rPr>
                 <w:rFonts w:ascii="Arial" w:hAnsi="Arial" w:cs="Arial"/>
               </w:rPr>
-              <w:t xml:space="preserve">Akaun Pelaburan “Public Mutual Funds” seperti berikut:- </w:t>
+              <w:t>{{OTHER1_DESC}}</w:t>
             </w:r>
           </w:p>
           <w:p>
@@ -1490,7 +1489,6 @@
               <w:rPr>
                 <w:rFonts w:ascii="Arial" w:hAnsi="Arial" w:cs="Arial"/>
               </w:rPr>
-              <w:t>Public Islamic Select Bond: 029776325</w:t>
             </w:r>
           </w:p>
           <w:p>
@@ -1506,7 +1504,6 @@
               <w:rPr>
                 <w:rFonts w:ascii="Arial" w:hAnsi="Arial" w:cs="Arial"/>
               </w:rPr>
-              <w:t>Public Far-East Select: 430464358</w:t>
             </w:r>
           </w:p>
           <w:p>
@@ -1522,7 +1519,6 @@
               <w:rPr>
                 <w:rFonts w:ascii="Arial" w:hAnsi="Arial" w:cs="Arial"/>
               </w:rPr>
-              <w:t>Public Islamic Asia Dividend: 540711532</w:t>
             </w:r>
           </w:p>
           <w:p>
@@ -1538,7 +1534,6 @@
               <w:rPr>
                 <w:rFonts w:ascii="Arial" w:hAnsi="Arial" w:cs="Arial"/>
               </w:rPr>
-              <w:t>Public Focus Select: 370307245</w:t>
             </w:r>
           </w:p>
           <w:p>
@@ -1554,7 +1549,6 @@
               <w:rPr>
                 <w:rFonts w:ascii="Arial" w:hAnsi="Arial" w:cs="Arial"/>
               </w:rPr>
-              <w:t>Public Islamic Opportunities: 410342863</w:t>
             </w:r>
           </w:p>
           <w:p>
@@ -1570,7 +1564,6 @@
               <w:rPr>
                 <w:rFonts w:ascii="Arial" w:hAnsi="Arial" w:cs="Arial"/>
               </w:rPr>
-              <w:t>Public Islamic Opportunities: 033993088</w:t>
             </w:r>
           </w:p>
           <w:p>
@@ -1586,7 +1579,6 @@
               <w:rPr>
                 <w:rFonts w:ascii="Arial" w:hAnsi="Arial" w:cs="Arial"/>
               </w:rPr>
-              <w:t>Public Focus Select: 033993070</w:t>
             </w:r>
           </w:p>
         </w:tc>

--- a/probate_templates/doc06_jadual_aset.docx
+++ b/probate_templates/doc06_jadual_aset.docx
@@ -373,13 +373,9 @@
           <w:b/>
           <w:lang w:eastAsia="en-US"/>
         </w:rPr>
-        <w:t xml:space="preserve">(No. K/P: {{APPLICANT_NRIC}})     </w:t>
+        <w:t>(No. K/P: {{APPLICANT_NRIC}})</w:t>
         <w:tab/>
-        <w:tab/>
-        <w:tab/>
-        <w:tab/>
-        <w:tab/>
-        <w:t xml:space="preserve">                   …PEMOHON  </w:t>
+        <w:t>…PEMOHON</w:t>
       </w:r>
       <w:r>
         <w:rPr>
@@ -2482,13 +2478,9 @@
           <w:b/>
           <w:lang w:eastAsia="en-US"/>
         </w:rPr>
-        <w:t xml:space="preserve">(No. K/P: {{APPLICANT_NRIC}})     </w:t>
+        <w:t>(No. K/P: {{APPLICANT_NRIC}})</w:t>
         <w:tab/>
-        <w:tab/>
-        <w:tab/>
-        <w:tab/>
-        <w:tab/>
-        <w:t xml:space="preserve">                   …PEMOHON  </w:t>
+        <w:t>…PEMOHON</w:t>
       </w:r>
       <w:r>
         <w:rPr>
